--- a/drafts/3SL_Handoff_Prompt.docx
+++ b/drafts/3SL_Handoff_Prompt.docx
@@ -108,10 +108,26 @@
           <w:bCs/>
           <w:b/>
         </w:rPr>
-        <w:t xml:space="preserve">Chapter 8 (v2)</w:t>
-      </w:r>
-      <w:r>
-        <w:t xml:space="preserve">: a draft I haven’t edited yet. Treat it as a draft, not as canon.</w:t>
+        <w:t xml:space="preserve">Chapter 8 (v3)</w:t>
+      </w:r>
+      <w:r>
+        <w:t xml:space="preserve">: final, no edits from me.</w:t>
+      </w:r>
+      <w:r>
+        <w:t xml:space="preserve"> </w:t>
+      </w:r>
+      <w:r>
+        <w:rPr>
+          <w:bCs/>
+          <w:b/>
+        </w:rPr>
+        <w:t xml:space="preserve">This is the caliber.</w:t>
+      </w:r>
+      <w:r>
+        <w:t xml:space="preserve"> </w:t>
+      </w:r>
+      <w:r>
+        <w:t xml:space="preserve">Use it as the benchmark for every chapter, especially Silas.</w:t>
       </w:r>
     </w:p>
     <w:p>
@@ -1328,7 +1344,7 @@
         <w:pStyle w:val="Compact"/>
       </w:pPr>
       <w:r>
-        <w:t xml:space="preserve">Model his chapters on my Ch1, Ch3 and Ch7.</w:t>
+        <w:t xml:space="preserve">Model his chapters on my Ch1, Ch3, Ch7, and especially Ch8, which is the caliber.</w:t>
       </w:r>
     </w:p>
     <w:bookmarkEnd w:id="24"/>
@@ -2092,7 +2108,7 @@
           <w:bCs/>
           <w:b/>
         </w:rPr>
-        <w:t xml:space="preserve">8 (Silas, draft v2).</w:t>
+        <w:t xml:space="preserve">8 (Silas, final).</w:t>
       </w:r>
       <w:r>
         <w:t xml:space="preserve"> </w:t>
@@ -2206,7 +2222,7 @@
         <w:pStyle w:val="BodyText"/>
       </w:pPr>
       <w:r>
-        <w:t xml:space="preserve">Before Ch9, ask me if I’ve finished editing Ch8.</w:t>
+        <w:t xml:space="preserve">Model Silas on Ch8. Model Isola on Ch4 and Ch6.</w:t>
       </w:r>
     </w:p>
     <w:bookmarkEnd w:id="25"/>

--- a/drafts/3SL_Handoff_Prompt.docx
+++ b/drafts/3SL_Handoff_Prompt.docx
@@ -111,23 +111,7 @@
         <w:t xml:space="preserve">Chapter 8 (v3)</w:t>
       </w:r>
       <w:r>
-        <w:t xml:space="preserve">: final, no edits from me.</w:t>
-      </w:r>
-      <w:r>
-        <w:t xml:space="preserve"> </w:t>
-      </w:r>
-      <w:r>
-        <w:rPr>
-          <w:bCs/>
-          <w:b/>
-        </w:rPr>
-        <w:t xml:space="preserve">This is the caliber.</w:t>
-      </w:r>
-      <w:r>
-        <w:t xml:space="preserve"> </w:t>
-      </w:r>
-      <w:r>
-        <w:t xml:space="preserve">Use it as the benchmark for every chapter, especially Silas.</w:t>
+        <w:t xml:space="preserve">: a draft I haven’t edited yet. Treat it as a draft, not as canon.</w:t>
       </w:r>
     </w:p>
     <w:p>
@@ -1344,7 +1328,7 @@
         <w:pStyle w:val="Compact"/>
       </w:pPr>
       <w:r>
-        <w:t xml:space="preserve">Model his chapters on my Ch1, Ch3, Ch7, and especially Ch8, which is the caliber.</w:t>
+        <w:t xml:space="preserve">Model his chapters on my Ch1, Ch3 and Ch7.</w:t>
       </w:r>
     </w:p>
     <w:bookmarkEnd w:id="24"/>
@@ -2108,7 +2092,7 @@
           <w:bCs/>
           <w:b/>
         </w:rPr>
-        <w:t xml:space="preserve">8 (Silas, final).</w:t>
+        <w:t xml:space="preserve">8 (Silas, draft v3).</w:t>
       </w:r>
       <w:r>
         <w:t xml:space="preserve"> </w:t>
@@ -2222,7 +2206,7 @@
         <w:pStyle w:val="BodyText"/>
       </w:pPr>
       <w:r>
-        <w:t xml:space="preserve">Model Silas on Ch8. Model Isola on Ch4 and Ch6.</w:t>
+        <w:t xml:space="preserve">Before Ch9, ask me if I’ve finished editing Ch8.</w:t>
       </w:r>
     </w:p>
     <w:bookmarkEnd w:id="25"/>
